--- a/pr-preview/pr-30/chapters/big-data.docx
+++ b/pr-preview/pr-30/chapters/big-data.docx
@@ -15,7 +15,7 @@
         <w:pStyle w:val="Date"/>
       </w:pPr>
       <w:r>
-        <w:t xml:space="preserve">Last modified: 2026-10-14 02:06:18 (PDT)</w:t>
+        <w:t xml:space="preserve">Last modified: 2026-10-14 02:55:43 (PDT)</w:t>
       </w:r>
     </w:p>
     <w:bookmarkStart w:id="11" w:name="sec-the-data-table-package"/>
@@ -125,7 +125,7 @@
         <w:rPr>
           <w:rStyle w:val="VerbatimChar"/>
         </w:rPr>
-        <w:t xml:space="preserve">Dplyr</w:t>
+        <w:t xml:space="preserve">dplyr</w:t>
       </w:r>
       <w:r>
         <w:t xml:space="preserve"> </w:t>
@@ -189,7 +189,7 @@
           <w:rPr>
             <w:rStyle w:val="Hyperlink"/>
           </w:rPr>
-          <w:t xml:space="preserve">this stackoverflow post</w:t>
+          <w:t xml:space="preserve">this Stack Overflow post</w:t>
         </w:r>
       </w:hyperlink>
       <w:r>
